--- a/docs/reference/Huskey_Pocket_Manual_Usuario_EN.docx
+++ b/docs/reference/Huskey_Pocket_Manual_Usuario_EN.docx
@@ -1409,15 +1409,7 @@
           <w:sz w:val="21"/>
           <w:szCs w:val="21"/>
         </w:rPr>
-        <w:t xml:space="preserve">After the fifth </w:t>
-      </w:r>
-      <w:r>
-        <w:rPr>
-          <w:color w:val="222831"/>
-          <w:sz w:val="21"/>
-          <w:szCs w:val="21"/>
-        </w:rPr>
-        <w:t>consecutive incorrect vault PIN, the firmware starts a factory reset. Vault data is removed and FRP retains its own record for verifying the previous PIN.</w:t>
+        <w:t>After the fifth consecutive incorrect vault PIN, the firmware starts a factory reset. Vault data is removed and FRP retains its own record for verifying the previous PIN.</w:t>
       </w:r>
     </w:p>
     <w:p>
@@ -1446,15 +1438,7 @@
           <w:sz w:val="21"/>
           <w:szCs w:val="21"/>
         </w:rPr>
-        <w:t xml:space="preserve">The device locks automatically after the timeout you configure. You can also lock it </w:t>
-      </w:r>
-      <w:r>
-        <w:rPr>
-          <w:color w:val="222831"/>
-          <w:sz w:val="21"/>
-          <w:szCs w:val="21"/>
-        </w:rPr>
-        <w:t>manually. When it locks, the key is cleared from memory and you must enter the PIN again.</w:t>
+        <w:t>The device locks automatically after the timeout you configure. You can also lock it manually. When it locks, the key is cleared from memory and you must enter the PIN again.</w:t>
       </w:r>
     </w:p>
     <w:p>
@@ -1743,15 +1727,7 @@
                 <w:sz w:val="18"/>
                 <w:szCs w:val="18"/>
               </w:rPr>
-              <w:t xml:space="preserve">Stores a single sensitive value (a PIN, code, or </w:t>
-            </w:r>
-            <w:r>
-              <w:rPr>
-                <w:color w:val="222831"/>
-                <w:sz w:val="18"/>
-                <w:szCs w:val="18"/>
-              </w:rPr>
-              <w:t>general key) with its name and category.</w:t>
+              <w:t>Stores a single sensitive value (a PIN, code, or general key) with its name and category.</w:t>
             </w:r>
           </w:p>
         </w:tc>
@@ -1858,17 +1834,7 @@
           <w:sz w:val="24"/>
           <w:szCs w:val="24"/>
         </w:rPr>
-        <w:t xml:space="preserve">Editing or </w:t>
-      </w:r>
-      <w:r>
-        <w:rPr>
-          <w:b/>
-          <w:bCs/>
-          <w:color w:val="2563A8"/>
-          <w:sz w:val="24"/>
-          <w:szCs w:val="24"/>
-        </w:rPr>
-        <w:t>deleting</w:t>
+        <w:t>Editing or deleting</w:t>
       </w:r>
     </w:p>
     <w:p>
@@ -2098,15 +2064,7 @@
                 <w:sz w:val="18"/>
                 <w:szCs w:val="18"/>
               </w:rPr>
-              <w:t xml:space="preserve">Sends Tab to move from the username field to the </w:t>
-            </w:r>
-            <w:r>
-              <w:rPr>
-                <w:color w:val="222831"/>
-                <w:sz w:val="18"/>
-                <w:szCs w:val="18"/>
-              </w:rPr>
-              <w:t>password field.</w:t>
+              <w:t>Sends Tab to move from the username field to the password field.</w:t>
             </w:r>
           </w:p>
         </w:tc>
@@ -2342,15 +2300,7 @@
           <w:iCs/>
           <w:color w:val="3A4250"/>
         </w:rPr>
-        <w:t xml:space="preserve">Typical sign-in sequence: </w:t>
-      </w:r>
-      <w:r>
-        <w:rPr>
-          <w:i/>
-          <w:iCs/>
-          <w:color w:val="3A4250"/>
-        </w:rPr>
-        <w:t>place the cursor in the site’s username field, tap “Type username,” then “Tab,” then “Type password,” and finally “Enter.” The password is not displayed on the computer screen or placed on its clipboard.</w:t>
+        <w:t>Typical sign-in sequence: place the cursor in the site’s username field, tap “Type username,” then “Tab,” then “Type password,” and finally “Enter.” The password is not displayed on the computer screen or placed on its clipboard.</w:t>
       </w:r>
     </w:p>
     <w:p>
@@ -2708,15 +2658,7 @@
           <w:sz w:val="21"/>
           <w:szCs w:val="21"/>
         </w:rPr>
-        <w:t xml:space="preserve">From an entry’s details, display its contents as a QR code for another device to scan (for example, to transfer a credential to your phone). The QR code shows the information on screen, so use it </w:t>
-      </w:r>
-      <w:r>
-        <w:rPr>
-          <w:color w:val="222831"/>
-          <w:sz w:val="21"/>
-          <w:szCs w:val="21"/>
-        </w:rPr>
-        <w:t>only in a private setting.</w:t>
+        <w:t>From an entry’s details, display its contents as a QR code for another device to scan (for example, to transfer a credential to your phone). The QR code shows the information on screen, so use it only in a private setting.</w:t>
       </w:r>
     </w:p>
     <w:p>
@@ -2792,15 +2734,7 @@
           <w:szCs w:val="21"/>
         </w:rPr>
         <w:lastRenderedPageBreak/>
-        <w:t xml:space="preserve">Export credentials to microSD as an encrypted .hky backup or an unencrypted CSV. To import, put the file in /import. The card mounts after the access screen appears; wait for firmware </w:t>
-      </w:r>
-      <w:r>
-        <w:rPr>
-          <w:color w:val="222831"/>
-          <w:sz w:val="21"/>
-          <w:szCs w:val="21"/>
-        </w:rPr>
-        <w:t>initialization to finish before opening Import / Export.</w:t>
+        <w:t>Export credentials to microSD as an encrypted .hky backup or an unencrypted CSV. To import, put the file in /import. The card mounts after the access screen appears; wait for firmware initialization to finish before opening Import / Export.</w:t>
       </w:r>
     </w:p>
     <w:tbl>
@@ -2986,15 +2920,7 @@
                 <w:sz w:val="18"/>
                 <w:szCs w:val="18"/>
               </w:rPr>
-              <w:t xml:space="preserve">For </w:t>
-            </w:r>
-            <w:r>
-              <w:rPr>
-                <w:color w:val="222831"/>
-                <w:sz w:val="18"/>
-                <w:szCs w:val="18"/>
-              </w:rPr>
-              <w:t>specific cases only (for example, migrating to or from a browser password manager). The file is readable plain text, so handle it carefully.</w:t>
+              <w:t>For specific cases only (for example, migrating to or from a browser password manager). The file is readable plain text, so handle it carefully.</w:t>
             </w:r>
           </w:p>
         </w:tc>
@@ -3067,15 +2993,7 @@
           <w:sz w:val="21"/>
           <w:szCs w:val="21"/>
         </w:rPr>
-        <w:t xml:space="preserve">For an encrypted backup, set </w:t>
-      </w:r>
-      <w:r>
-        <w:rPr>
-          <w:color w:val="222831"/>
-          <w:sz w:val="21"/>
-          <w:szCs w:val="21"/>
-        </w:rPr>
-        <w:t>an export password. Memorize it; you will need it to restore the backup.</w:t>
+        <w:t>For an encrypted backup, set an export password. Memorize it; you will need it to restore the backup.</w:t>
       </w:r>
     </w:p>
     <w:p>
@@ -3360,15 +3278,7 @@
           <w:szCs w:val="21"/>
         </w:rPr>
         <w:lastRenderedPageBreak/>
-        <w:t xml:space="preserve">A second PIN opens an empty vault that </w:t>
-      </w:r>
-      <w:r>
-        <w:rPr>
-          <w:color w:val="222831"/>
-          <w:sz w:val="21"/>
-          <w:szCs w:val="21"/>
-        </w:rPr>
-        <w:t>looks like the real one. If someone forces you to unlock the device, you can enter this PIN: they will see a working manager without your real credentials and without any indication that another vault exists. You can configure how often it is cleared automatically.</w:t>
+        <w:t>A second PIN opens an empty vault that looks like the real one. If someone forces you to unlock the device, you can enter this PIN: they will see a working manager without your real credentials and without any indication that another vault exists. You can configure how often it is cleared automatically.</w:t>
       </w:r>
     </w:p>
     <w:p>
@@ -3484,15 +3394,7 @@
           <w:sz w:val="21"/>
           <w:szCs w:val="21"/>
         </w:rPr>
-        <w:t xml:space="preserve">Always active: five consecutive incorrect PIN attempts start a </w:t>
-      </w:r>
-      <w:r>
-        <w:rPr>
-          <w:color w:val="222831"/>
-          <w:sz w:val="21"/>
-          <w:szCs w:val="21"/>
-        </w:rPr>
-        <w:t>factory reset. This removes the vault data; it does not certify physical erasure of every Flash cell.</w:t>
+        <w:t>Always active: five consecutive incorrect PIN attempts start a factory reset. This removes the vault data; it does not certify physical erasure of every Flash cell.</w:t>
       </w:r>
     </w:p>
     <w:p>
@@ -3655,15 +3557,7 @@
                 <w:sz w:val="18"/>
                 <w:szCs w:val="18"/>
               </w:rPr>
-              <w:t xml:space="preserve">Change PIN, decoy PIN, Lost Mode, Snatch Lock, and factory </w:t>
-            </w:r>
-            <w:r>
-              <w:rPr>
-                <w:color w:val="222831"/>
-                <w:sz w:val="18"/>
-                <w:szCs w:val="18"/>
-              </w:rPr>
-              <w:t>reset.</w:t>
+              <w:t>Change PIN, decoy PIN, Lost Mode, Snatch Lock, and factory reset.</w:t>
             </w:r>
           </w:p>
         </w:tc>
@@ -3825,15 +3719,7 @@
                 <w:sz w:val="18"/>
                 <w:szCs w:val="18"/>
               </w:rPr>
-              <w:t xml:space="preserve">Import / export, delete exports from the card, device </w:t>
-            </w:r>
-            <w:r>
-              <w:rPr>
-                <w:color w:val="222831"/>
-                <w:sz w:val="18"/>
-                <w:szCs w:val="18"/>
-              </w:rPr>
-              <w:t>information, and firmware version.</w:t>
+              <w:t>Import / export, delete exports from the card, device information, and firmware version.</w:t>
             </w:r>
           </w:p>
         </w:tc>
@@ -4081,15 +3967,7 @@
           <w:sz w:val="21"/>
           <w:szCs w:val="21"/>
         </w:rPr>
-        <w:t xml:space="preserve">Type username, password, secret, and second-factor code </w:t>
-      </w:r>
-      <w:r>
-        <w:rPr>
-          <w:color w:val="222831"/>
-          <w:sz w:val="21"/>
-          <w:szCs w:val="21"/>
-        </w:rPr>
-        <w:t>individually.</w:t>
+        <w:t>Type username, password, secret, and second-factor code individually.</w:t>
       </w:r>
     </w:p>
     <w:p>
@@ -4265,15 +4143,7 @@
           <w:sz w:val="21"/>
           <w:szCs w:val="21"/>
         </w:rPr>
-        <w:t xml:space="preserve">CSV export and import </w:t>
-      </w:r>
-      <w:r>
-        <w:rPr>
-          <w:color w:val="222831"/>
-          <w:sz w:val="21"/>
-          <w:szCs w:val="21"/>
-        </w:rPr>
-        <w:t>(compatible with browsers).</w:t>
+        <w:t>CSV export and import (compatible with browsers).</w:t>
       </w:r>
     </w:p>
     <w:p>
@@ -4774,7 +4644,7 @@
           <w:iCs/>
           <w:color w:val="3A4250"/>
         </w:rPr>
-        <w:t>Keep encrypted .hky backups in a safe place. Firmware 1.0.1 includes keyboard and microSD startup fixes; these fixes have not yet been validated on the author’s device.</w:t>
+        <w:t>Keep encrypted .hky backups in a safe place. Firmware 1.0.1 includes keyboard and microSD startup fixes.</w:t>
       </w:r>
     </w:p>
     <w:sectPr>
@@ -4822,7 +4692,48 @@
         <w:sz w:val="16"/>
         <w:szCs w:val="16"/>
       </w:rPr>
-      <w:t>Page 1</w:t>
+      <w:t xml:space="preserve">Page </w:t>
+    </w:r>
+    <w:r>
+      <w:rPr>
+        <w:color w:val="5B6270"/>
+        <w:sz w:val="16"/>
+        <w:szCs w:val="16"/>
+      </w:rPr>
+      <w:fldChar w:fldCharType="begin"/>
+    </w:r>
+    <w:r>
+      <w:rPr>
+        <w:color w:val="5B6270"/>
+        <w:sz w:val="16"/>
+        <w:szCs w:val="16"/>
+      </w:rPr>
+      <w:instrText>PAGE</w:instrText>
+    </w:r>
+    <w:r>
+      <w:rPr>
+        <w:color w:val="5B6270"/>
+        <w:sz w:val="16"/>
+        <w:szCs w:val="16"/>
+      </w:rPr>
+      <w:fldChar w:fldCharType="separate"/>
+    </w:r>
+    <w:r>
+      <w:rPr>
+        <w:noProof/>
+        <w:color w:val="5B6270"/>
+        <w:sz w:val="16"/>
+        <w:szCs w:val="16"/>
+      </w:rPr>
+      <w:t>1</w:t>
+    </w:r>
+    <w:r>
+      <w:rPr>
+        <w:color w:val="5B6270"/>
+        <w:sz w:val="16"/>
+        <w:szCs w:val="16"/>
+      </w:rPr>
+      <w:fldChar w:fldCharType="end"/>
     </w:r>
   </w:p>
 </w:ftr>
@@ -4830,7 +4741,60 @@
 
 <file path=word/footer2.xml><?xml version="1.0" encoding="utf-8"?>
 <w:ftr xmlns:wpc="http://schemas.microsoft.com/office/word/2010/wordprocessingCanvas" xmlns:cx="http://schemas.microsoft.com/office/drawing/2014/chartex" xmlns:cx1="http://schemas.microsoft.com/office/drawing/2015/9/8/chartex" xmlns:cx2="http://schemas.microsoft.com/office/drawing/2015/10/21/chartex" xmlns:cx3="http://schemas.microsoft.com/office/drawing/2016/5/9/chartex" xmlns:cx4="http://schemas.microsoft.com/office/drawing/2016/5/10/chartex" xmlns:cx5="http://schemas.microsoft.com/office/drawing/2016/5/11/chartex" xmlns:cx6="http://schemas.microsoft.com/office/drawing/2016/5/12/chartex" xmlns:cx7="http://schemas.microsoft.com/office/drawing/2016/5/13/chartex" xmlns:cx8="http://schemas.microsoft.com/office/drawing/2016/5/14/chartex" xmlns:mc="http://schemas.openxmlformats.org/markup-compatibility/2006" xmlns:aink="http://schemas.microsoft.com/office/drawing/2016/ink" xmlns:am3d="http://schemas.microsoft.com/office/drawing/2017/model3d" xmlns:o="urn:schemas-microsoft-com:office:office" xmlns:oel="http://schemas.microsoft.com/office/2019/extlst" xmlns:r="http://schemas.openxmlformats.org/officeDocument/2006/relationships" xmlns:m="http://schemas.openxmlformats.org/officeDocument/2006/math" xmlns:v="urn:schemas-microsoft-com:vml" xmlns:wp14="http://schemas.microsoft.com/office/word/2010/wordprocessingDrawing" xmlns:wp="http://schemas.openxmlformats.org/drawingml/2006/wordprocessingDrawing" xmlns:w10="urn:schemas-microsoft-com:office:word" xmlns:w="http://schemas.openxmlformats.org/wordprocessingml/2006/main" xmlns:w14="http://schemas.microsoft.com/office/word/2010/wordml" xmlns:w15="http://schemas.microsoft.com/office/word/2012/wordml" xmlns:w16cex="http://schemas.microsoft.com/office/word/2018/wordml/cex" xmlns:w16cid="http://schemas.microsoft.com/office/word/2016/wordml/cid" xmlns:w16="http://schemas.microsoft.com/office/word/2018/wordml" xmlns:w16sdtdh="http://schemas.microsoft.com/office/word/2020/wordml/sdtdatahash" xmlns:w16se="http://schemas.microsoft.com/office/word/2015/wordml/symex" xmlns:wpg="http://schemas.microsoft.com/office/word/2010/wordprocessingGroup" xmlns:wpi="http://schemas.microsoft.com/office/word/2010/wordprocessingInk" xmlns:wne="http://schemas.microsoft.com/office/word/2006/wordml" xmlns:wps="http://schemas.microsoft.com/office/word/2010/wordprocessingShape" mc:Ignorable="w14 w15 w16se w16cid w16 w16cex w16sdtdh wp14">
-  <w:p/>
+  <w:p>
+    <w:pPr>
+      <w:jc w:val="center"/>
+    </w:pPr>
+    <w:r>
+      <w:rPr>
+        <w:color w:val="5B6270"/>
+        <w:sz w:val="16"/>
+        <w:szCs w:val="16"/>
+      </w:rPr>
+      <w:t xml:space="preserve">Page </w:t>
+    </w:r>
+    <w:r>
+      <w:rPr>
+        <w:color w:val="5B6270"/>
+        <w:sz w:val="16"/>
+        <w:szCs w:val="16"/>
+      </w:rPr>
+      <w:fldChar w:fldCharType="begin"/>
+    </w:r>
+    <w:r>
+      <w:rPr>
+        <w:color w:val="5B6270"/>
+        <w:sz w:val="16"/>
+        <w:szCs w:val="16"/>
+      </w:rPr>
+      <w:instrText>PAGE</w:instrText>
+    </w:r>
+    <w:r>
+      <w:rPr>
+        <w:color w:val="5B6270"/>
+        <w:sz w:val="16"/>
+        <w:szCs w:val="16"/>
+      </w:rPr>
+      <w:fldChar w:fldCharType="separate"/>
+    </w:r>
+    <w:r>
+      <w:rPr>
+        <w:noProof/>
+        <w:color w:val="5B6270"/>
+        <w:sz w:val="16"/>
+        <w:szCs w:val="16"/>
+      </w:rPr>
+      <w:t>1</w:t>
+    </w:r>
+    <w:r>
+      <w:rPr>
+        <w:color w:val="5B6270"/>
+        <w:sz w:val="16"/>
+        <w:szCs w:val="16"/>
+      </w:rPr>
+      <w:fldChar w:fldCharType="end"/>
+    </w:r>
+  </w:p>
 </w:ftr>
 </file>
 
